--- a/ky/wisdom-stories/red-dress.docx
+++ b/ky/wisdom-stories/red-dress.docx
@@ -57,7 +57,7 @@
           <w:sz w:val="22"/>
           <w:lang w:val="ky-KG"/>
         </w:rPr>
-        <w:t>Апамды көргөнү бардым да, аны көргөн замат өмүрүнүн акыркы көз ирмемдерин жашап жатканын түшүндүм.</w:t>
+        <w:t>Апамды көрүүгө бардым да, аны көргөн замат өмүрүнүн акыркы көз ирмемдерин жашап жатканын түшүндүм.</w:t>
       </w:r>
     </w:p>
     <w:p>
@@ -183,7 +183,7 @@
           <w:sz w:val="22"/>
           <w:lang w:val="ky-KG"/>
         </w:rPr>
-        <w:t>— Мени ук. Мен жакшы аял эң оболу өзүн ойлобошу керек деп дайыма ишенчүмүн. Өзүмдөн мурда башкаларды гана ойлошум керек эле. Тигинин да, мунун да — деги эле ар кимдин каалоосун аткарууга тийиш болчумун. Менин каалоолорум болсо башкалардын каалоолорунун алдында тебеленип калды. Ким билет, балким, бир күнү менин да тилектерим орундалмак. Бирок ал күн эч качан келген жок. Өмүр бою атаңардын, бир туугандарыңдын, сенин камыңды көрүп, өз тилегимди артка жылдырып келдим.</w:t>
+        <w:t>— Мени ук. Мен жакшы аял эң оболу өзүн ойлобошу керек деп дайыма ишенчүмүн. Өзүмдөн мурда башкаларды гана ойлошум керек эле. Тигинин да, мунун да — деги эле ар кимдин каалоосун аткарууга тийиш болчумун. Менин каалоолорум болсо башкалардын каалоолорунун алдында тебеленип калды. Ким билет, балким, бир күнү менин да тилектерим орундалмак. Бирок ал күн эч качан келген жок. Бүт өмүрүм атаң үчүн, бир туугандарың үчүн жана сен үчүн кылган курмандыктар менен өттү.</w:t>
       </w:r>
     </w:p>
     <w:p>
@@ -309,7 +309,7 @@
           <w:sz w:val="22"/>
           <w:lang w:val="ky-KG"/>
         </w:rPr>
-        <w:t>— Эх, кызым, адам бул дүйнөдө өзүн ойлобосо, тиги дүйнөдө бактылуу болот деп ойлочумун. Эми буга ишенбейм. Менимче, Кудай каалоолорубузду дал ушул дүйнөдө, азыр орундатышыбызды каалайт. Азыр бир керемет болуп, ушул төшөктөн тура алсам, таптакыр башка адам болмокмун.</w:t>
+        <w:t>— Эх, кызым, адам бул дүйнөдө өзүн ойлобосо, тиги дүйнөдө бактылуу болот деп ойлочумун. Эми буга ишенбейм. Менимче, Кудай каалоолорубузду дал ушул дүйнөдө, тирүү кезибизде орундатышыбызды каалайт. Азыр бир керемет болуп, ушул төшөктөн тура алсам, таптакыр башкача жашамакмын.</w:t>
       </w:r>
     </w:p>
     <w:p>
@@ -387,7 +387,7 @@
           <w:sz w:val="22"/>
           <w:lang w:val="ky-KG"/>
         </w:rPr>
-        <w:t xml:space="preserve">Сабак: </w:t>
+        <w:t>Сабак: Өзүн дайыма унуткан адам бир күнү өз тилектерин жашабай калганын түшүнөт. Башкаларды сүй, бирок өз жашооңдун да баркын бил.</w:t>
       </w:r>
       <w:r>
         <w:rPr>
@@ -396,7 +396,6 @@
           <w:sz w:val="22"/>
           <w:lang w:val="ky-KG"/>
         </w:rPr>
-        <w:t>Жакындарыңды сүйүп, камын көрүп жатып өзүңдү унутпа. Сенин да тилегиң, кубанууга, жашоонун ырахатын көрүүгө акың бар.</w:t>
       </w:r>
     </w:p>
     <w:p>
@@ -416,7 +415,7 @@
           <w:sz w:val="18"/>
           <w:lang w:val="ky-KG"/>
         </w:rPr>
-        <w:t>Окуя ачык интернет булактарынан алынды.</w:t>
+        <w:t>Аңгемелер ачык интернет булактарынан алынган, иллюстрациялар болсо ЖИ менен түзүлгөн.</w:t>
       </w:r>
     </w:p>
     <w:sectPr>

--- a/ky/wisdom-stories/red-dress.docx
+++ b/ky/wisdom-stories/red-dress.docx
@@ -3,421 +3,149 @@
 <w:document xmlns:wpc="http://schemas.microsoft.com/office/word/2010/wordprocessingCanvas" xmlns:cx="http://schemas.microsoft.com/office/drawing/2014/chartex" xmlns:cx1="http://schemas.microsoft.com/office/drawing/2015/9/8/chartex" xmlns:cx2="http://schemas.microsoft.com/office/drawing/2015/10/21/chartex" xmlns:cx3="http://schemas.microsoft.com/office/drawing/2016/5/9/chartex" xmlns:cx4="http://schemas.microsoft.com/office/drawing/2016/5/10/chartex" xmlns:cx5="http://schemas.microsoft.com/office/drawing/2016/5/11/chartex" xmlns:cx6="http://schemas.microsoft.com/office/drawing/2016/5/12/chartex" xmlns:cx7="http://schemas.microsoft.com/office/drawing/2016/5/13/chartex" xmlns:cx8="http://schemas.microsoft.com/office/drawing/2016/5/14/chartex" xmlns:mc="http://schemas.openxmlformats.org/markup-compatibility/2006" xmlns:aink="http://schemas.microsoft.com/office/drawing/2016/ink" xmlns:am3d="http://schemas.microsoft.com/office/drawing/2017/model3d" xmlns:o="urn:schemas-microsoft-com:office:office" xmlns:oel="http://schemas.microsoft.com/office/2019/extlst" xmlns:r="http://schemas.openxmlformats.org/officeDocument/2006/relationships" xmlns:m="http://schemas.openxmlformats.org/officeDocument/2006/math" xmlns:v="urn:schemas-microsoft-com:vml" xmlns:wp14="http://schemas.microsoft.com/office/word/2010/wordprocessingDrawing" xmlns:wp="http://schemas.openxmlformats.org/drawingml/2006/wordprocessingDrawing" xmlns:w10="urn:schemas-microsoft-com:office:word" xmlns:w="http://schemas.openxmlformats.org/wordprocessingml/2006/main" xmlns:w14="http://schemas.microsoft.com/office/word/2010/wordml" xmlns:w15="http://schemas.microsoft.com/office/word/2012/wordml" xmlns:w16cex="http://schemas.microsoft.com/office/word/2018/wordml/cex" xmlns:w16cid="http://schemas.microsoft.com/office/word/2016/wordml/cid" xmlns:w16="http://schemas.microsoft.com/office/word/2018/wordml" xmlns:w16du="http://schemas.microsoft.com/office/word/2023/wordml/word16du" xmlns:w16sdtdh="http://schemas.microsoft.com/office/word/2020/wordml/sdtdatahash" xmlns:w16sdtfl="http://schemas.microsoft.com/office/word/2024/wordml/sdtformatlock" xmlns:w16se="http://schemas.microsoft.com/office/word/2015/wordml/symex" xmlns:wpg="http://schemas.microsoft.com/office/word/2010/wordprocessingGroup" xmlns:wpi="http://schemas.microsoft.com/office/word/2010/wordprocessingInk" xmlns:wne="http://schemas.microsoft.com/office/word/2006/wordml" xmlns:wps="http://schemas.microsoft.com/office/word/2010/wordprocessingShape" mc:Ignorable="w14 w15 w16se w16cid w16 w16cex w16sdtdh w16sdtfl w16du wp14">
   <w:body>
     <w:p>
-      <w:pPr>
-        <w:pStyle w:val="Title"/>
-        <w:keepNext/>
-        <w:keepLines w:val="0"/>
-        <w:pageBreakBefore w:val="0"/>
-        <w:widowControl/>
-        <w:spacing w:line="269" w:lineRule="auto" w:after="180" w:before="0"/>
-      </w:pPr>
-      <w:bookmarkStart w:id="10168" w:name="Story_169"/>
       <w:r>
         <w:rPr>
-          <w:rFonts w:ascii="Arial" w:hAnsi="Arial"/>
           <w:b/>
-          <w:color w:val="000000"/>
-          <w:sz w:val="34"/>
-          <w:lang w:val="ky-KG"/>
+          <w:bCs/>
         </w:rPr>
         <w:t>Кызыл көйнөк</w:t>
       </w:r>
-      <w:bookmarkEnd w:id="10168"/>
-    </w:p>
-    <w:p>
-      <w:pPr>
-        <w:keepNext w:val="0"/>
-        <w:keepLines w:val="0"/>
-        <w:pageBreakBefore w:val="0"/>
-        <w:widowControl/>
-        <w:spacing w:line="269" w:lineRule="auto" w:after="120" w:before="0"/>
-      </w:pPr>
+    </w:p>
+    <w:p>
+      <w:r>
+        <w:t>Апамдын кийим шкафында кызыл көйнөк илинип турчу. Көп жылдан бери кийип жүргөн эски, өңү өчкөн кийимдеринин арасында ал өзгөчө жаркырап көрүнчү.</w:t>
+      </w:r>
+    </w:p>
+    <w:p>
+      <w:r>
+        <w:t>Апама жолугууга келген элем. Аны көрөр замат өмүрүнүн акыркы күндөрү калганын түшүндүм.</w:t>
+      </w:r>
+    </w:p>
+    <w:p>
+      <w:r>
+        <w:t>Көйнөктү карап:</w:t>
+      </w:r>
+    </w:p>
+    <w:p>
+      <w:r>
+        <w:t>— Апа, кандай кооз көйнөк! Муну кийгениңизди эч көргөн эмесмин, — дедим.</w:t>
+      </w:r>
+    </w:p>
+    <w:p>
+      <w:r>
+        <w:t>— Кийген эмесмин, кызым, — деди ал акырын. — Кел, жаныма отур. Кетеримден мурун сага бир нерсе айткым келет.</w:t>
+      </w:r>
+    </w:p>
+    <w:p>
+      <w:r>
+        <w:t>Керебетинин четине отурдум. Апам терең дем алды.</w:t>
+      </w:r>
+    </w:p>
+    <w:p>
+      <w:r>
+        <w:t>— Убактым аз калды. Силерге дайыма жакшы үлгү болуп келдим деп ойлочумун. Эми айрым нерселерди туура эмес үйрөткөнүмдү түшүнүп жатам.</w:t>
+      </w:r>
+    </w:p>
+    <w:p>
+      <w:r>
+        <w:t>— Эмне деп жатасыз, апа?</w:t>
+      </w:r>
+    </w:p>
+    <w:p>
+      <w:r>
+        <w:t>— Укчу, кызым. Өмүр бою жакшы аял өзүн эң акырында ойлошу керек деп ишендим. Адегенде башкалардын каалоосун аткарып, анан гана өзүн эстеши керек деп жүрдүм. Менин кыялдарым башкалардын каалоолорунун алдында калды. Бир күнү мага да кезек жетер дедим. Бирок ал күн келген жок. Өмүрүм атаң, бир туугандарың жана сен үчүн өзүмдөн кечүү менен өттү.</w:t>
+      </w:r>
+    </w:p>
+    <w:p>
+      <w:r>
+        <w:t>— Сиз биз үчүн эне жасай ала турган нерсенин баарын жасадыңыз.</w:t>
+      </w:r>
+    </w:p>
+    <w:p>
+      <w:r>
+        <w:t>— Силерди сүйгөнүмө, кам көргөнүмө өкүнбөйм. Бирок өзүмө да кам көрүшүм керек эле. Өзүм үчүн бир нерсе суроону үйрөнбөптүрмүн. Атаң азыр жанкы бөлмөдө отуруп, ачуулуу дубалды тиктеп жатат. Дарыгер ага өмүрүм аз калганын айтканда, жаныма келип: «Сен өлбөшүң керек! Угуп жатасыңбы? Сенден кийин мен эмне кылам?» — деди.</w:t>
+      </w:r>
+    </w:p>
+    <w:p>
+      <w:r>
+        <w:t>Апам бир аз демин басып, сөзүн улады:</w:t>
+      </w:r>
+    </w:p>
+    <w:p>
+      <w:r>
+        <w:t>— Аптанын жети күнүндө тең силер үчүн иштедим. Баарыңардан эрте туруп, баарыңардан кеч жаттым. Күйгөн нанды, эң кичинекей кесимдерди өзүмө алдым. Жыйнаган ар бир тыйынымды кийимиңерге, китептериңерге жумшадым. Кээде кереги жок нерселерге да бердим. Ал эми өзүмө жөн гана жакканы үчүн кооз бир нерсе сатып алган жокмун.</w:t>
+      </w:r>
+    </w:p>
+    <w:p>
+      <w:r>
+        <w:t>Ал кызыл көйнөктү карады.</w:t>
+      </w:r>
+    </w:p>
+    <w:p>
+      <w:r>
+        <w:t>— Былтыр биринчи жолу өзүм үчүн ушул көйнөктү алдым. Кир жуугуч машинаны оңдотууга деп сактаган бир аз акчам бар эле. Көйнөктү үйгө алып келгенде атаң: «Муну кайда киесиң? Же операга барганы жатасыңбы?» — деди.</w:t>
+      </w:r>
+    </w:p>
+    <w:p>
+      <w:r>
+        <w:lastRenderedPageBreak/>
+        <w:t>Апамдын үнү дирилдеди:</w:t>
+      </w:r>
+    </w:p>
+    <w:p>
+      <w:r>
+        <w:t>— Мен да аны туура айтып жатат деп ойлодум. Кооз көйнөк кийиш үчүн сөзсүз өзгөчө себеп болушу керек сыяктанган. Дүкөндө кийип көргөндөн кийин аны бир жолу да кийбедим.</w:t>
+      </w:r>
+    </w:p>
+    <w:p>
+      <w:r>
+        <w:t>Бир азга унчукпай калды.</w:t>
+      </w:r>
+    </w:p>
+    <w:p>
+      <w:r>
+        <w:t>— Бул дүйнөдө өзүмдү унутсам, тиги дүйнөдө бактылуу болом деп ойлочумун. Эми башкача ойлойм. Алла берген өмүрүбүздү сүйүп, тирүү кезибизде кыялдарыбызга да орун беришибизди каалайт деп ишенгим келет. Бир керемет болуп, ушул төшөктөн тура алсам, башкача жашамакмын.</w:t>
+      </w:r>
+    </w:p>
+    <w:p>
+      <w:r>
+        <w:t>Анан колумдан кармады:</w:t>
+      </w:r>
+    </w:p>
+    <w:p>
+      <w:r>
+        <w:t>— Кызым, мендей болуп өзүңдү унутпа. Мага сөз бер.</w:t>
+      </w:r>
+    </w:p>
+    <w:p>
+      <w:r>
+        <w:t>Апама сөз бердим.</w:t>
+      </w:r>
+    </w:p>
+    <w:p>
+      <w:r>
+        <w:t>Бул анын мага айткан акыркы сөздөрү болду. Көп өтпөй акыркы демин чыгарды.</w:t>
+      </w:r>
+    </w:p>
+    <w:p>
       <w:r>
         <w:rPr>
-          <w:rFonts w:ascii="Arial" w:eastAsia="Arial" w:hAnsi="Arial"/>
-          <w:color w:val="000000"/>
-          <w:sz w:val="22"/>
-          <w:lang w:val="ky-KG"/>
+          <w:b/>
+          <w:bCs/>
         </w:rPr>
-        <w:t>Кызыл көйнөк апамдын кийим шкафында илинип тура берчү. Ал өмүр бою кийген эскирип, өңү өчкөн кийимдердин арасында бул кызыл көйнөк нур чачып тургандай көрүнчү.</w:t>
-      </w:r>
-    </w:p>
-    <w:p>
-      <w:pPr>
-        <w:keepNext w:val="0"/>
-        <w:keepLines w:val="0"/>
-        <w:pageBreakBefore w:val="0"/>
-        <w:widowControl/>
-        <w:spacing w:line="269" w:lineRule="auto" w:after="120" w:before="0"/>
-      </w:pPr>
+        <w:t>Сабак: Жакындарыңа кам көрүү өзүңдөн баш тартуу дегенди билдирбейт. Алардын кыялдарына орун берип жатып, өз кыялдарыңды да өчүрбө. Сенин өмүрүң, кубанычың жана муктаждыктарың да баалуу.</w:t>
+      </w:r>
+    </w:p>
+    <w:p>
       <w:r>
         <w:rPr>
-          <w:rFonts w:ascii="Arial" w:eastAsia="Arial" w:hAnsi="Arial"/>
-          <w:color w:val="000000"/>
-          <w:sz w:val="22"/>
-          <w:lang w:val="ky-KG"/>
+          <w:i/>
+          <w:iCs/>
         </w:rPr>
-        <w:t>Апамды көрүүгө бардым да, аны көргөн замат өмүрүнүн акыркы көз ирмемдерин жашап жатканын түшүндүм.</w:t>
-      </w:r>
-    </w:p>
-    <w:p>
-      <w:pPr>
-        <w:keepNext w:val="0"/>
-        <w:keepLines w:val="0"/>
-        <w:pageBreakBefore w:val="0"/>
-        <w:widowControl/>
-        <w:spacing w:line="269" w:lineRule="auto" w:after="120" w:before="0"/>
-      </w:pPr>
-      <w:r>
-        <w:rPr>
-          <w:rFonts w:ascii="Arial" w:eastAsia="Arial" w:hAnsi="Arial"/>
-          <w:color w:val="000000"/>
-          <w:sz w:val="22"/>
-          <w:lang w:val="ky-KG"/>
-        </w:rPr>
-        <w:t>Кызыл көйнөктү көрүп, ага:</w:t>
-      </w:r>
-    </w:p>
-    <w:p>
-      <w:pPr>
-        <w:keepNext w:val="0"/>
-        <w:keepLines w:val="0"/>
-        <w:pageBreakBefore w:val="0"/>
-        <w:widowControl/>
-        <w:spacing w:line="269" w:lineRule="auto" w:after="120" w:before="0"/>
-      </w:pPr>
-      <w:r>
-        <w:rPr>
-          <w:rFonts w:ascii="Arial" w:eastAsia="Arial" w:hAnsi="Arial"/>
-          <w:color w:val="000000"/>
-          <w:sz w:val="22"/>
-          <w:lang w:val="ky-KG"/>
-        </w:rPr>
-        <w:t>— Апа, кандай сонун көйнөк! Муну сиздин үстүңүздөн эч качан көрбөптүрмүн, — дедим.</w:t>
-      </w:r>
-    </w:p>
-    <w:p>
-      <w:pPr>
-        <w:keepNext w:val="0"/>
-        <w:keepLines w:val="0"/>
-        <w:pageBreakBefore w:val="0"/>
-        <w:widowControl/>
-        <w:spacing w:line="269" w:lineRule="auto" w:after="120" w:before="0"/>
-      </w:pPr>
-      <w:r>
-        <w:rPr>
-          <w:rFonts w:ascii="Arial" w:eastAsia="Arial" w:hAnsi="Arial"/>
-          <w:color w:val="000000"/>
-          <w:sz w:val="22"/>
-          <w:lang w:val="ky-KG"/>
-        </w:rPr>
-        <w:t>— Кийген да жокмун, — деди ал акырын. — Жаныма отур, сулуу кызым. Бул дүйнөдөн кетерден мурун сага бир сабак айткым келет.</w:t>
-      </w:r>
-    </w:p>
-    <w:p>
-      <w:pPr>
-        <w:keepNext w:val="0"/>
-        <w:keepLines w:val="0"/>
-        <w:pageBreakBefore w:val="0"/>
-        <w:widowControl/>
-        <w:spacing w:line="269" w:lineRule="auto" w:after="120" w:before="0"/>
-      </w:pPr>
-      <w:r>
-        <w:rPr>
-          <w:rFonts w:ascii="Arial" w:eastAsia="Arial" w:hAnsi="Arial"/>
-          <w:color w:val="000000"/>
-          <w:sz w:val="22"/>
-          <w:lang w:val="ky-KG"/>
-        </w:rPr>
-        <w:t>Керебеттин четине отурдум. Апам терең дем алды. «Убактым аз калды», — деди да, сөзүн улады:</w:t>
-      </w:r>
-    </w:p>
-    <w:p>
-      <w:pPr>
-        <w:keepNext w:val="0"/>
-        <w:keepLines w:val="0"/>
-        <w:pageBreakBefore w:val="0"/>
-        <w:widowControl/>
-        <w:spacing w:line="269" w:lineRule="auto" w:after="120" w:before="0"/>
-      </w:pPr>
-      <w:r>
-        <w:rPr>
-          <w:rFonts w:ascii="Arial" w:eastAsia="Arial" w:hAnsi="Arial"/>
-          <w:color w:val="000000"/>
-          <w:sz w:val="22"/>
-          <w:lang w:val="ky-KG"/>
-        </w:rPr>
-        <w:t>— Силерге дайыма жакшы нерселерди үйрөттүм деп ойлочумун. Эми болсо көп жаңылыш нерселерди үйрөткөнүмдү түшүндүм.</w:t>
-      </w:r>
-    </w:p>
-    <w:p>
-      <w:pPr>
-        <w:keepNext w:val="0"/>
-        <w:keepLines w:val="0"/>
-        <w:pageBreakBefore w:val="0"/>
-        <w:widowControl/>
-        <w:spacing w:line="269" w:lineRule="auto" w:after="120" w:before="0"/>
-      </w:pPr>
-      <w:r>
-        <w:rPr>
-          <w:rFonts w:ascii="Arial" w:eastAsia="Arial" w:hAnsi="Arial"/>
-          <w:color w:val="000000"/>
-          <w:sz w:val="22"/>
-          <w:lang w:val="ky-KG"/>
-        </w:rPr>
-        <w:t>— Эмне деп жатасыз, апа?</w:t>
-      </w:r>
-    </w:p>
-    <w:p>
-      <w:pPr>
-        <w:keepNext w:val="0"/>
-        <w:keepLines w:val="0"/>
-        <w:pageBreakBefore w:val="0"/>
-        <w:widowControl/>
-        <w:spacing w:line="269" w:lineRule="auto" w:after="120" w:before="0"/>
-      </w:pPr>
-      <w:r>
-        <w:rPr>
-          <w:rFonts w:ascii="Arial" w:hAnsi="Arial"/>
-          <w:color w:val="000000"/>
-          <w:sz w:val="22"/>
-          <w:lang w:val="ky-KG"/>
-        </w:rPr>
-        <w:t>— Мени ук. Мен жакшы аял эң оболу өзүн ойлобошу керек деп дайыма ишенчүмүн. Өзүмдөн мурда башкаларды гана ойлошум керек эле. Тигинин да, мунун да — деги эле ар кимдин каалоосун аткарууга тийиш болчумун. Менин каалоолорум болсо башкалардын каалоолорунун алдында тебеленип калды. Ким билет, балким, бир күнү менин да тилектерим орундалмак. Бирок ал күн эч качан келген жок. Бүт өмүрүм атаң үчүн, бир туугандарың үчүн жана сен үчүн кылган курмандыктар менен өттү.</w:t>
-      </w:r>
-    </w:p>
-    <w:p>
-      <w:pPr>
-        <w:keepNext w:val="0"/>
-        <w:keepLines w:val="0"/>
-        <w:pageBreakBefore w:val="0"/>
-        <w:widowControl/>
-        <w:spacing w:line="269" w:lineRule="auto" w:after="120" w:before="0"/>
-      </w:pPr>
-      <w:r>
-        <w:rPr>
-          <w:rFonts w:ascii="Arial" w:eastAsia="Arial" w:hAnsi="Arial"/>
-          <w:color w:val="000000"/>
-          <w:sz w:val="22"/>
-          <w:lang w:val="ky-KG"/>
-        </w:rPr>
-        <w:t>— Ооба, апа, сиз эне колунан келгендин баарын жасадыңыз.</w:t>
-      </w:r>
-    </w:p>
-    <w:p>
-      <w:pPr>
-        <w:keepNext w:val="0"/>
-        <w:keepLines w:val="0"/>
-        <w:pageBreakBefore w:val="0"/>
-        <w:widowControl/>
-        <w:spacing w:line="269" w:lineRule="auto" w:after="120" w:before="0"/>
-      </w:pPr>
-      <w:r>
-        <w:rPr>
-          <w:rFonts w:ascii="Arial" w:eastAsia="Arial" w:hAnsi="Arial"/>
-          <w:color w:val="000000"/>
-          <w:sz w:val="22"/>
-          <w:lang w:val="ky-KG"/>
-        </w:rPr>
-        <w:t>— Эх, кызым, сен үчүн да, алар үчүн да жасагандарым өзүмө эч кандай жакшылык алып келген жок. Түшүнүп жатасыңбы? Мен өзүм үчүн эч качан эч нерсе каалаган эмесмин! Атаң азыр коңшу бөлмөдө ачууланып, дубалды тиктеп отурат. Дарыгер ага акыркы күндөрүмдү жашап жатканымды айтканда, жаныма келип:</w:t>
-      </w:r>
-    </w:p>
-    <w:p>
-      <w:pPr>
-        <w:keepNext w:val="0"/>
-        <w:keepLines w:val="0"/>
-        <w:pageBreakBefore w:val="0"/>
-        <w:widowControl/>
-        <w:spacing w:line="269" w:lineRule="auto" w:after="120" w:before="0"/>
-      </w:pPr>
-      <w:r>
-        <w:rPr>
-          <w:rFonts w:ascii="Arial" w:eastAsia="Arial" w:hAnsi="Arial"/>
-          <w:color w:val="000000"/>
-          <w:sz w:val="22"/>
-          <w:lang w:val="ky-KG"/>
-        </w:rPr>
-        <w:t>— Сен өлбөшүң керек, угуп жатасыңбы? Сенден кийин мен эмне кылам? — деди.</w:t>
-      </w:r>
-    </w:p>
-    <w:p>
-      <w:pPr>
-        <w:keepNext w:val="0"/>
-        <w:keepLines w:val="0"/>
-        <w:pageBreakBefore w:val="0"/>
-        <w:widowControl/>
-        <w:spacing w:line="269" w:lineRule="auto" w:after="120" w:before="0"/>
-      </w:pPr>
-      <w:r>
-        <w:rPr>
-          <w:rFonts w:ascii="Arial" w:eastAsia="Arial" w:hAnsi="Arial"/>
-          <w:color w:val="000000"/>
-          <w:sz w:val="22"/>
-          <w:lang w:val="ky-KG"/>
-        </w:rPr>
-        <w:t>— Кызым, мен силер үчүн дайыма өзүмдү отко да, чокко да салдым. Аптанын жети күнү... Үйдө биринчи ойгонгон да, акыркы уктаган да дайыма мен болдум. Күйүп калган нандарды, эң кичине кесимдерди дайыма мен жедим. Чогулткан ар бир тыйынымды кийимиңерге, китептериңерге жумшадым — көбүнчө зарыл болбосо да. Өмүрүмдө бир жолу да дүкөнгө барып, өзүмө кооз бир нерсе сатып алган эмесмин. Былтыр гана сен көргөн кызыл көйнөктү алдым. Кир жуугуч машинаны оңдотууга деп сактаган бир аз акчам бар эле. Көйнөктү алып үйгө келгенимде, атаң мени аябай капа кылды:</w:t>
-      </w:r>
-    </w:p>
-    <w:p>
-      <w:pPr>
-        <w:keepNext w:val="0"/>
-        <w:keepLines w:val="0"/>
-        <w:pageBreakBefore w:val="0"/>
-        <w:widowControl/>
-        <w:spacing w:line="269" w:lineRule="auto" w:after="120" w:before="0"/>
-      </w:pPr>
-      <w:r>
-        <w:rPr>
-          <w:rFonts w:ascii="Arial" w:eastAsia="Arial" w:hAnsi="Arial"/>
-          <w:color w:val="000000"/>
-          <w:sz w:val="22"/>
-          <w:lang w:val="ky-KG"/>
-        </w:rPr>
-        <w:t>— Бул көйнөктү каякка киймек элең? Операга барасыңбы? — деди.</w:t>
-      </w:r>
-    </w:p>
-    <w:p>
-      <w:pPr>
-        <w:keepNext w:val="0"/>
-        <w:keepLines w:val="0"/>
-        <w:pageBreakBefore w:val="0"/>
-        <w:widowControl/>
-        <w:spacing w:line="269" w:lineRule="auto" w:after="120" w:before="0"/>
-      </w:pPr>
-      <w:r>
-        <w:rPr>
-          <w:rFonts w:ascii="Arial" w:eastAsia="Arial" w:hAnsi="Arial"/>
-          <w:color w:val="000000"/>
-          <w:sz w:val="22"/>
-          <w:lang w:val="ky-KG"/>
-        </w:rPr>
-        <w:t>Чынында, ал туура айткан. Ал көйнөктү дүкөндө ченеп көргөндөн башка бир да жолу кийбедим.</w:t>
-      </w:r>
-    </w:p>
-    <w:p>
-      <w:pPr>
-        <w:keepNext w:val="0"/>
-        <w:keepLines w:val="0"/>
-        <w:pageBreakBefore w:val="0"/>
-        <w:widowControl/>
-        <w:spacing w:line="269" w:lineRule="auto" w:after="120" w:before="0"/>
-      </w:pPr>
-      <w:r>
-        <w:rPr>
-          <w:rFonts w:ascii="Arial" w:eastAsia="Arial" w:hAnsi="Arial"/>
-          <w:color w:val="000000"/>
-          <w:sz w:val="22"/>
-          <w:lang w:val="ky-KG"/>
-        </w:rPr>
-        <w:t>— Эх, кызым, адам бул дүйнөдө өзүн ойлобосо, тиги дүйнөдө бактылуу болот деп ойлочумун. Эми буга ишенбейм. Менимче, Кудай каалоолорубузду дал ушул дүйнөдө, тирүү кезибизде орундатышыбызды каалайт. Азыр бир керемет болуп, ушул төшөктөн тура алсам, таптакыр башкача жашамакмын.</w:t>
-      </w:r>
-    </w:p>
-    <w:p>
-      <w:pPr>
-        <w:keepNext w:val="0"/>
-        <w:keepLines w:val="0"/>
-        <w:pageBreakBefore w:val="0"/>
-        <w:widowControl/>
-        <w:spacing w:line="269" w:lineRule="auto" w:after="120" w:before="0"/>
-      </w:pPr>
-      <w:r>
-        <w:rPr>
-          <w:rFonts w:ascii="Arial" w:eastAsia="Arial" w:hAnsi="Arial"/>
-          <w:color w:val="000000"/>
-          <w:sz w:val="22"/>
-          <w:lang w:val="ky-KG"/>
-        </w:rPr>
-        <w:t>Апамдын мага айткан акыркы сөздөрү ушул болду:</w:t>
-      </w:r>
-    </w:p>
-    <w:p>
-      <w:pPr>
-        <w:keepNext w:val="0"/>
-        <w:keepLines w:val="0"/>
-        <w:pageBreakBefore w:val="0"/>
-        <w:widowControl/>
-        <w:spacing w:line="269" w:lineRule="auto" w:after="120" w:before="0"/>
-      </w:pPr>
-      <w:r>
-        <w:rPr>
-          <w:rFonts w:ascii="Arial" w:eastAsia="Arial" w:hAnsi="Arial"/>
-          <w:color w:val="000000"/>
-          <w:sz w:val="22"/>
-          <w:lang w:val="ky-KG"/>
-        </w:rPr>
-        <w:t>— Кызым, — деди ал, — менин жолум менен кетпе. Мага сөз бер.</w:t>
-      </w:r>
-    </w:p>
-    <w:p>
-      <w:pPr>
-        <w:keepNext/>
-        <w:keepLines w:val="0"/>
-        <w:pageBreakBefore w:val="0"/>
-        <w:widowControl/>
-        <w:spacing w:line="269" w:lineRule="auto" w:after="120" w:before="0"/>
-      </w:pPr>
-      <w:r>
-        <w:rPr>
-          <w:rFonts w:ascii="Arial" w:eastAsia="Arial" w:hAnsi="Arial"/>
-          <w:color w:val="000000"/>
-          <w:sz w:val="22"/>
-          <w:lang w:val="ky-KG"/>
-        </w:rPr>
-        <w:t>Апама сөз бердим, анан ал акыркы демин чыгарды.</w:t>
-      </w:r>
-    </w:p>
-    <w:p>
-      <w:pPr>
-        <w:pStyle w:val="Moral"/>
-        <w:keepNext/>
-        <w:keepLines/>
-        <w:pageBreakBefore w:val="0"/>
-        <w:widowControl/>
-        <w:spacing w:before="120" w:after="120" w:line="269" w:lineRule="auto"/>
-        <w:ind w:left="240" w:right="240"/>
-        <w:rPr>
-          <w:lang w:val="ru-RU"/>
-        </w:rPr>
-      </w:pPr>
-      <w:r>
-        <w:rPr>
-          <w:rFonts w:ascii="Arial" w:hAnsi="Arial"/>
-          <w:b/>
-          <w:color w:val="000000"/>
-          <w:sz w:val="22"/>
-          <w:lang w:val="ky-KG"/>
-        </w:rPr>
-        <w:t>Сабак: Өзүн дайыма унуткан адам бир күнү өз тилектерин жашабай калганын түшүнөт. Башкаларды сүй, бирок өз жашооңдун да баркын бил.</w:t>
-      </w:r>
-      <w:r>
-        <w:rPr>
-          <w:rFonts w:ascii="Arial" w:hAnsi="Arial"/>
-          <w:color w:val="000000"/>
-          <w:sz w:val="22"/>
-          <w:lang w:val="ky-KG"/>
-        </w:rPr>
-      </w:r>
-    </w:p>
-    <w:p>
-      <w:pPr>
-        <w:keepNext w:val="0"/>
-        <w:keepLines w:val="0"/>
-        <w:pageBreakBefore w:val="0"/>
-        <w:widowControl/>
-        <w:spacing w:before="0" w:after="160" w:line="269" w:lineRule="auto"/>
-        <w:jc w:val="right"/>
-      </w:pPr>
-      <w:r>
-        <w:rPr>
-          <w:rFonts w:ascii="Arial" w:eastAsia="Arial" w:hAnsi="Arial" w:cs="Arial"/>
-          <w:i/>
-          <w:color w:val="000000"/>
-          <w:sz w:val="18"/>
-          <w:lang w:val="ky-KG"/>
-        </w:rPr>
-        <w:t>Аңгемелер ачык интернет булактарынан алынган, иллюстрациялар болсо ЖИ менен түзүлгөн.</w:t>
-      </w:r>
-    </w:p>
+        <w:t>Аңгемелер интернеттен чогултулуп, жасалма интеллекттин жардамы менен иштелип чыккан. Бардык сүрөттөр жасалма интеллект аркылуу түзүлгөн.</w:t>
+      </w:r>
+    </w:p>
+    <w:p/>
     <w:sectPr>
       <w:headerReference w:type="even" r:id="rId7"/>
       <w:headerReference w:type="default" r:id="rId8"/>
@@ -1248,7 +976,6 @@
     </w:pPr>
     <w:rPr>
       <w:rFonts w:asciiTheme="majorHAnsi" w:eastAsiaTheme="majorEastAsia" w:hAnsiTheme="majorHAnsi" w:cstheme="majorBidi"/>
-      <w:color w:val="000000"/>
       <w:sz w:val="40"/>
       <w:szCs w:val="40"/>
     </w:rPr>
@@ -1270,7 +997,6 @@
     </w:pPr>
     <w:rPr>
       <w:rFonts w:asciiTheme="majorHAnsi" w:eastAsiaTheme="majorEastAsia" w:hAnsiTheme="majorHAnsi" w:cstheme="majorBidi"/>
-      <w:color w:val="000000"/>
       <w:sz w:val="32"/>
       <w:szCs w:val="32"/>
     </w:rPr>
@@ -1293,7 +1019,6 @@
     </w:pPr>
     <w:rPr>
       <w:rFonts w:eastAsiaTheme="majorEastAsia" w:cstheme="majorBidi"/>
-      <w:color w:val="000000"/>
       <w:sz w:val="28"/>
       <w:szCs w:val="28"/>
     </w:rPr>
@@ -1318,7 +1043,6 @@
       <w:rFonts w:eastAsiaTheme="majorEastAsia" w:cstheme="majorBidi"/>
       <w:i/>
       <w:iCs/>
-      <w:color w:val="000000"/>
     </w:rPr>
   </w:style>
   <w:style w:type="paragraph" w:styleId="Heading5">
@@ -1339,7 +1063,6 @@
     </w:pPr>
     <w:rPr>
       <w:rFonts w:eastAsiaTheme="majorEastAsia" w:cstheme="majorBidi"/>
-      <w:color w:val="000000"/>
     </w:rPr>
   </w:style>
   <w:style w:type="paragraph" w:styleId="Heading6">
@@ -1362,7 +1085,6 @@
       <w:rFonts w:eastAsiaTheme="majorEastAsia" w:cstheme="majorBidi"/>
       <w:i/>
       <w:iCs/>
-      <w:color w:val="000000"/>
     </w:rPr>
   </w:style>
   <w:style w:type="paragraph" w:styleId="Heading7">
@@ -1383,7 +1105,6 @@
     </w:pPr>
     <w:rPr>
       <w:rFonts w:eastAsiaTheme="majorEastAsia" w:cstheme="majorBidi"/>
-      <w:color w:val="000000"/>
     </w:rPr>
   </w:style>
   <w:style w:type="paragraph" w:styleId="Heading8">
@@ -1406,7 +1127,6 @@
       <w:rFonts w:eastAsiaTheme="majorEastAsia" w:cstheme="majorBidi"/>
       <w:i/>
       <w:iCs/>
-      <w:color w:val="000000"/>
     </w:rPr>
   </w:style>
   <w:style w:type="paragraph" w:styleId="Heading9">
@@ -1427,13 +1147,11 @@
     </w:pPr>
     <w:rPr>
       <w:rFonts w:eastAsiaTheme="majorEastAsia" w:cstheme="majorBidi"/>
-      <w:color w:val="000000"/>
     </w:rPr>
   </w:style>
   <w:style w:type="character" w:default="1" w:styleId="DefaultParagraphFont">
     <w:name w:val="Default Paragraph Font"/>
     <w:uiPriority w:val="1"/>
-    <w:semiHidden/>
     <w:unhideWhenUsed/>
   </w:style>
   <w:style w:type="table" w:default="1" w:styleId="TableNormal">
@@ -1589,7 +1307,6 @@
     </w:pPr>
     <w:rPr>
       <w:rFonts w:asciiTheme="majorHAnsi" w:eastAsiaTheme="majorEastAsia" w:hAnsiTheme="majorHAnsi" w:cstheme="majorBidi"/>
-      <w:color w:val="000000"/>
       <w:spacing w:val="-10"/>
       <w:kern w:val="28"/>
       <w:sz w:val="56"/>
@@ -1625,7 +1342,6 @@
     </w:pPr>
     <w:rPr>
       <w:rFonts w:eastAsiaTheme="majorEastAsia" w:cstheme="majorBidi"/>
-      <w:color w:val="000000"/>
       <w:spacing w:val="15"/>
       <w:sz w:val="28"/>
       <w:szCs w:val="28"/>
@@ -1660,7 +1376,6 @@
     <w:rPr>
       <w:i/>
       <w:iCs/>
-      <w:color w:val="000000"/>
     </w:rPr>
   </w:style>
   <w:style w:type="character" w:customStyle="1" w:styleId="QuoteChar">
@@ -1685,9 +1400,6 @@
       <w:ind w:left="720"/>
       <w:contextualSpacing/>
     </w:pPr>
-    <w:rPr>
-      <w:color w:val="000000"/>
-    </w:rPr>
   </w:style>
   <w:style w:type="character" w:styleId="IntenseEmphasis">
     <w:name w:val="Intense Emphasis"/>
@@ -1717,7 +1429,6 @@
     <w:rPr>
       <w:i/>
       <w:iCs/>
-      <w:color w:val="000000"/>
     </w:rPr>
   </w:style>
   <w:style w:type="character" w:customStyle="1" w:styleId="IntenseQuoteChar">
@@ -1757,9 +1468,6 @@
     <w:pPr>
       <w:spacing w:after="100"/>
     </w:pPr>
-    <w:rPr>
-      <w:color w:val="000000"/>
-    </w:rPr>
   </w:style>
   <w:style w:type="paragraph" w:customStyle="1" w:styleId="Moral">
     <w:name w:val="Moral"/>
@@ -1771,7 +1479,6 @@
     <w:rPr>
       <w:rFonts w:ascii="Arial" w:eastAsia="Arial" w:hAnsi="Arial"/>
       <w:i/>
-      <w:color w:val="000000"/>
       <w:kern w:val="0"/>
       <w:sz w:val="22"/>
       <w:szCs w:val="22"/>
@@ -1793,9 +1500,6 @@
       </w:tabs>
       <w:spacing w:after="0" w:line="240" w:lineRule="auto"/>
     </w:pPr>
-    <w:rPr>
-      <w:color w:val="000000"/>
-    </w:rPr>
   </w:style>
   <w:style w:type="character" w:customStyle="1" w:styleId="HeaderChar">
     <w:name w:val="Header Char"/>
@@ -1818,9 +1522,6 @@
       </w:tabs>
       <w:spacing w:after="0" w:line="240" w:lineRule="auto"/>
     </w:pPr>
-    <w:rPr>
-      <w:color w:val="000000"/>
-    </w:rPr>
   </w:style>
   <w:style w:type="character" w:customStyle="1" w:styleId="FooterChar">
     <w:name w:val="Footer Char"/>
@@ -1843,7 +1544,6 @@
     </w:pPr>
     <w:rPr>
       <w:rFonts w:eastAsiaTheme="minorEastAsia"/>
-      <w:color w:val="000000"/>
     </w:rPr>
   </w:style>
   <w:style w:type="paragraph" w:styleId="TOC3">
@@ -1860,7 +1560,6 @@
     </w:pPr>
     <w:rPr>
       <w:rFonts w:eastAsiaTheme="minorEastAsia"/>
-      <w:color w:val="000000"/>
     </w:rPr>
   </w:style>
   <w:style w:type="paragraph" w:styleId="TOC4">
@@ -1877,7 +1576,6 @@
     </w:pPr>
     <w:rPr>
       <w:rFonts w:eastAsiaTheme="minorEastAsia"/>
-      <w:color w:val="000000"/>
     </w:rPr>
   </w:style>
   <w:style w:type="paragraph" w:styleId="TOC5">
@@ -1894,7 +1592,6 @@
     </w:pPr>
     <w:rPr>
       <w:rFonts w:eastAsiaTheme="minorEastAsia"/>
-      <w:color w:val="000000"/>
     </w:rPr>
   </w:style>
   <w:style w:type="paragraph" w:styleId="TOC6">
@@ -1911,7 +1608,6 @@
     </w:pPr>
     <w:rPr>
       <w:rFonts w:eastAsiaTheme="minorEastAsia"/>
-      <w:color w:val="000000"/>
     </w:rPr>
   </w:style>
   <w:style w:type="paragraph" w:styleId="TOC7">
@@ -1928,7 +1624,6 @@
     </w:pPr>
     <w:rPr>
       <w:rFonts w:eastAsiaTheme="minorEastAsia"/>
-      <w:color w:val="000000"/>
     </w:rPr>
   </w:style>
   <w:style w:type="paragraph" w:styleId="TOC8">
@@ -1945,7 +1640,6 @@
     </w:pPr>
     <w:rPr>
       <w:rFonts w:eastAsiaTheme="minorEastAsia"/>
-      <w:color w:val="000000"/>
     </w:rPr>
   </w:style>
   <w:style w:type="paragraph" w:styleId="TOC9">
@@ -1962,7 +1656,6 @@
     </w:pPr>
     <w:rPr>
       <w:rFonts w:eastAsiaTheme="minorEastAsia"/>
-      <w:color w:val="000000"/>
     </w:rPr>
   </w:style>
   <w:style w:type="paragraph" w:styleId="TOCHeading">
@@ -1978,7 +1671,6 @@
       <w:outlineLvl w:val="9"/>
     </w:pPr>
     <w:rPr>
-      <w:color w:val="000000"/>
       <w:kern w:val="0"/>
       <w:sz w:val="32"/>
       <w:szCs w:val="32"/>

--- a/ky/wisdom-stories/red-dress.docx
+++ b/ky/wisdom-stories/red-dress.docx
@@ -63,7 +63,7 @@
     </w:p>
     <w:p>
       <w:r>
-        <w:t>— Силерди сүйгөнүмө, кам көргөнүмө өкүнбөйм. Бирок өзүмө да кам көрүшүм керек эле. Өзүм үчүн бир нерсе суроону үйрөнбөптүрмүн. Атаң азыр жанкы бөлмөдө отуруп, ачуулуу дубалды тиктеп жатат. Дарыгер ага өмүрүм аз калганын айтканда, жаныма келип: «Сен өлбөшүң керек! Угуп жатасыңбы? Сенден кийин мен эмне кылам?» — деди.</w:t>
+        <w:t>— Силерди сүйгөнүмө, кам көргөнүмө өкүнбөйм. Бирок өзүмө да кам көрүшүм керек эле. Өзүм үчүн бир нерсе суроону үйрөнбөптүрмүн. Атаң азыр жанындагы бөлмөдө отуруп, ачууланып дубалды тиктеп жатат. Дарыгер ага өмүрүм аз калганын айтканда, жаныма келип: «Сен өлбөшүң керек! Угуп жатасыңбы? Сенден кийин мен эмне кылам?» — деди.</w:t>
       </w:r>
     </w:p>
     <w:p>
@@ -94,7 +94,7 @@
     </w:p>
     <w:p>
       <w:r>
-        <w:t>— Мен да аны туура айтып жатат деп ойлодум. Кооз көйнөк кийиш үчүн сөзсүз өзгөчө себеп болушу керек сыяктанган. Дүкөндө кийип көргөндөн кийин аны бир жолу да кийбедим.</w:t>
+        <w:t>— Мен да ал туура айтып жатат деп ойлодум. Кооз көйнөк кийиш үчүн сөзсүз өзгөчө себеп болушу керек сыяктанган. Дүкөндө кийип көргөндөн кийин аны бир жолу да кийбедим.</w:t>
       </w:r>
     </w:p>
     <w:p>
